--- a/Tuan_04/Buoi04_Docker.docx
+++ b/Tuan_04/Buoi04_Docker.docx
@@ -1,10 +1,1878 @@
 
 <file path=word/document.xml><?xml version="1.0" encoding="utf-8"?>
-<w:document xmlns:wpc="http://schemas.microsoft.com/office/word/2010/wordprocessingCanvas" xmlns:mc="http://schemas.openxmlformats.org/markup-compatibility/2006" xmlns:o="urn:schemas-microsoft-com:office:office" xmlns:r="http://schemas.openxmlformats.org/officeDocument/2006/relationships" xmlns:m="http://schemas.openxmlformats.org/officeDocument/2006/math" xmlns:v="urn:schemas-microsoft-com:vml" xmlns:wp14="http://schemas.microsoft.com/office/word/2010/wordprocessingDrawing" xmlns:wp="http://schemas.openxmlformats.org/drawingml/2006/wordprocessingDrawing" xmlns:w10="urn:schemas-microsoft-com:office:word" xmlns:w="http://schemas.openxmlformats.org/wordprocessingml/2006/main" xmlns:w14="http://schemas.microsoft.com/office/word/2010/wordml" xmlns:w15="http://schemas.microsoft.com/office/word/2012/wordml" xmlns:wpg="http://schemas.microsoft.com/office/word/2010/wordprocessingGroup" xmlns:wpi="http://schemas.microsoft.com/office/word/2010/wordprocessingInk" xmlns:wne="http://schemas.microsoft.com/office/word/2006/wordml" xmlns:wps="http://schemas.microsoft.com/office/word/2010/wordprocessingShape" mc:Ignorable="w14 w15 wp14">
+<w:document xmlns:wpc="http://schemas.microsoft.com/office/word/2010/wordprocessingCanvas" xmlns:cx="http://schemas.microsoft.com/office/drawing/2014/chartex" xmlns:cx1="http://schemas.microsoft.com/office/drawing/2015/9/8/chartex" xmlns:cx2="http://schemas.microsoft.com/office/drawing/2015/10/21/chartex" xmlns:cx3="http://schemas.microsoft.com/office/drawing/2016/5/9/chartex" xmlns:cx4="http://schemas.microsoft.com/office/drawing/2016/5/10/chartex" xmlns:cx5="http://schemas.microsoft.com/office/drawing/2016/5/11/chartex" xmlns:cx6="http://schemas.microsoft.com/office/drawing/2016/5/12/chartex" xmlns:cx7="http://schemas.microsoft.com/office/drawing/2016/5/13/chartex" xmlns:cx8="http://schemas.microsoft.com/office/drawing/2016/5/14/chartex" xmlns:mc="http://schemas.openxmlformats.org/markup-compatibility/2006" xmlns:aink="http://schemas.microsoft.com/office/drawing/2016/ink" xmlns:am3d="http://schemas.microsoft.com/office/drawing/2017/model3d" xmlns:o="urn:schemas-microsoft-com:office:office" xmlns:oel="http://schemas.microsoft.com/office/2019/extlst" xmlns:r="http://schemas.openxmlformats.org/officeDocument/2006/relationships" xmlns:m="http://schemas.openxmlformats.org/officeDocument/2006/math" xmlns:v="urn:schemas-microsoft-com:vml" xmlns:wp14="http://schemas.microsoft.com/office/word/2010/wordprocessingDrawing" xmlns:wp="http://schemas.openxmlformats.org/drawingml/2006/wordprocessingDrawing" xmlns:w10="urn:schemas-microsoft-com:office:word" xmlns:w="http://schemas.openxmlformats.org/wordprocessingml/2006/main" xmlns:w14="http://schemas.microsoft.com/office/word/2010/wordml" xmlns:w15="http://schemas.microsoft.com/office/word/2012/wordml" xmlns:w16cex="http://schemas.microsoft.com/office/word/2018/wordml/cex" xmlns:w16cid="http://schemas.microsoft.com/office/word/2016/wordml/cid" xmlns:w16="http://schemas.microsoft.com/office/word/2018/wordml" xmlns:w16du="http://schemas.microsoft.com/office/word/2023/wordml/word16du" xmlns:w16sdtdh="http://schemas.microsoft.com/office/word/2020/wordml/sdtdatahash" xmlns:w16sdtfl="http://schemas.microsoft.com/office/word/2024/wordml/sdtformatlock" xmlns:w16se="http://schemas.microsoft.com/office/word/2015/wordml/symex" xmlns:wpg="http://schemas.microsoft.com/office/word/2010/wordprocessingGroup" xmlns:wpi="http://schemas.microsoft.com/office/word/2010/wordprocessingInk" xmlns:wne="http://schemas.microsoft.com/office/word/2006/wordml" xmlns:wps="http://schemas.microsoft.com/office/word/2010/wordprocessingShape" mc:Ignorable="w14 w15 w16se w16cid w16 w16cex w16sdtdh w16sdtfl w16du wp14">
   <w:body>
     <w:p>
-      <w:bookmarkStart w:id="0" w:name="_GoBack"/>
-      <w:bookmarkEnd w:id="0"/>
+      <w:pPr>
+        <w:pStyle w:val="ListParagraph"/>
+        <w:numPr>
+          <w:ilvl w:val="0"/>
+          <w:numId w:val="1"/>
+        </w:numPr>
+      </w:pPr>
+      <w:r>
+        <w:t>Kiểm tra phiên bản</w:t>
+      </w:r>
+    </w:p>
+    <w:p>
+      <w:pPr>
+        <w:pStyle w:val="ListParagraph"/>
+      </w:pPr>
+      <w:r>
+        <w:rPr>
+          <w:noProof/>
+        </w:rPr>
+        <w:drawing>
+          <wp:inline distT="0" distB="0" distL="0" distR="0" wp14:anchorId="2B046A31" wp14:editId="0CCB6B2A">
+            <wp:extent cx="2838846" cy="685896"/>
+            <wp:effectExtent l="0" t="0" r="0" b="0"/>
+            <wp:docPr id="1" name="Picture 1"/>
+            <wp:cNvGraphicFramePr>
+              <a:graphicFrameLocks xmlns:a="http://schemas.openxmlformats.org/drawingml/2006/main" noChangeAspect="1"/>
+            </wp:cNvGraphicFramePr>
+            <a:graphic xmlns:a="http://schemas.openxmlformats.org/drawingml/2006/main">
+              <a:graphicData uri="http://schemas.openxmlformats.org/drawingml/2006/picture">
+                <pic:pic xmlns:pic="http://schemas.openxmlformats.org/drawingml/2006/picture">
+                  <pic:nvPicPr>
+                    <pic:cNvPr id="1" name=""/>
+                    <pic:cNvPicPr/>
+                  </pic:nvPicPr>
+                  <pic:blipFill>
+                    <a:blip r:embed="rId5"/>
+                    <a:stretch>
+                      <a:fillRect/>
+                    </a:stretch>
+                  </pic:blipFill>
+                  <pic:spPr>
+                    <a:xfrm>
+                      <a:off x="0" y="0"/>
+                      <a:ext cx="2838846" cy="685896"/>
+                    </a:xfrm>
+                    <a:prstGeom prst="rect">
+                      <a:avLst/>
+                    </a:prstGeom>
+                  </pic:spPr>
+                </pic:pic>
+              </a:graphicData>
+            </a:graphic>
+          </wp:inline>
+        </w:drawing>
+      </w:r>
+    </w:p>
+    <w:p>
+      <w:pPr>
+        <w:pStyle w:val="ListParagraph"/>
+        <w:numPr>
+          <w:ilvl w:val="0"/>
+          <w:numId w:val="1"/>
+        </w:numPr>
+      </w:pPr>
+      <w:r>
+        <w:t>Kiểm tra hoạt động</w:t>
+      </w:r>
+    </w:p>
+    <w:p>
+      <w:pPr>
+        <w:pStyle w:val="ListParagraph"/>
+      </w:pPr>
+    </w:p>
+    <w:p>
+      <w:pPr>
+        <w:pStyle w:val="ListParagraph"/>
+      </w:pPr>
+      <w:r>
+        <w:rPr>
+          <w:noProof/>
+        </w:rPr>
+        <w:drawing>
+          <wp:inline distT="0" distB="0" distL="0" distR="0" wp14:anchorId="42850A6D" wp14:editId="67B34E59">
+            <wp:extent cx="5943600" cy="3335020"/>
+            <wp:effectExtent l="0" t="0" r="0" b="0"/>
+            <wp:docPr id="2" name="Picture 2"/>
+            <wp:cNvGraphicFramePr>
+              <a:graphicFrameLocks xmlns:a="http://schemas.openxmlformats.org/drawingml/2006/main" noChangeAspect="1"/>
+            </wp:cNvGraphicFramePr>
+            <a:graphic xmlns:a="http://schemas.openxmlformats.org/drawingml/2006/main">
+              <a:graphicData uri="http://schemas.openxmlformats.org/drawingml/2006/picture">
+                <pic:pic xmlns:pic="http://schemas.openxmlformats.org/drawingml/2006/picture">
+                  <pic:nvPicPr>
+                    <pic:cNvPr id="1" name=""/>
+                    <pic:cNvPicPr/>
+                  </pic:nvPicPr>
+                  <pic:blipFill>
+                    <a:blip r:embed="rId6"/>
+                    <a:stretch>
+                      <a:fillRect/>
+                    </a:stretch>
+                  </pic:blipFill>
+                  <pic:spPr>
+                    <a:xfrm>
+                      <a:off x="0" y="0"/>
+                      <a:ext cx="5943600" cy="3335020"/>
+                    </a:xfrm>
+                    <a:prstGeom prst="rect">
+                      <a:avLst/>
+                    </a:prstGeom>
+                  </pic:spPr>
+                </pic:pic>
+              </a:graphicData>
+            </a:graphic>
+          </wp:inline>
+        </w:drawing>
+      </w:r>
+    </w:p>
+    <w:p>
+      <w:pPr>
+        <w:pStyle w:val="ListParagraph"/>
+      </w:pPr>
+    </w:p>
+    <w:p>
+      <w:pPr>
+        <w:pStyle w:val="ListParagraph"/>
+        <w:numPr>
+          <w:ilvl w:val="0"/>
+          <w:numId w:val="1"/>
+        </w:numPr>
+      </w:pPr>
+      <w:r>
+        <w:t>Tải image Nginx về máy từ Docker Hub</w:t>
+      </w:r>
+    </w:p>
+    <w:p>
+      <w:pPr>
+        <w:pStyle w:val="ListParagraph"/>
+      </w:pPr>
+      <w:r>
+        <w:rPr>
+          <w:noProof/>
+        </w:rPr>
+        <w:drawing>
+          <wp:inline distT="0" distB="0" distL="0" distR="0" wp14:anchorId="42763298" wp14:editId="124A6CF2">
+            <wp:extent cx="5943600" cy="2310765"/>
+            <wp:effectExtent l="0" t="0" r="0" b="0"/>
+            <wp:docPr id="3" name="Picture 3"/>
+            <wp:cNvGraphicFramePr>
+              <a:graphicFrameLocks xmlns:a="http://schemas.openxmlformats.org/drawingml/2006/main" noChangeAspect="1"/>
+            </wp:cNvGraphicFramePr>
+            <a:graphic xmlns:a="http://schemas.openxmlformats.org/drawingml/2006/main">
+              <a:graphicData uri="http://schemas.openxmlformats.org/drawingml/2006/picture">
+                <pic:pic xmlns:pic="http://schemas.openxmlformats.org/drawingml/2006/picture">
+                  <pic:nvPicPr>
+                    <pic:cNvPr id="1" name=""/>
+                    <pic:cNvPicPr/>
+                  </pic:nvPicPr>
+                  <pic:blipFill>
+                    <a:blip r:embed="rId7"/>
+                    <a:stretch>
+                      <a:fillRect/>
+                    </a:stretch>
+                  </pic:blipFill>
+                  <pic:spPr>
+                    <a:xfrm>
+                      <a:off x="0" y="0"/>
+                      <a:ext cx="5943600" cy="2310765"/>
+                    </a:xfrm>
+                    <a:prstGeom prst="rect">
+                      <a:avLst/>
+                    </a:prstGeom>
+                  </pic:spPr>
+                </pic:pic>
+              </a:graphicData>
+            </a:graphic>
+          </wp:inline>
+        </w:drawing>
+      </w:r>
+    </w:p>
+    <w:p>
+      <w:r>
+        <w:br w:type="page"/>
+      </w:r>
+    </w:p>
+    <w:p>
+      <w:pPr>
+        <w:pStyle w:val="ListParagraph"/>
+      </w:pPr>
+    </w:p>
+    <w:p>
+      <w:pPr>
+        <w:pStyle w:val="ListParagraph"/>
+        <w:numPr>
+          <w:ilvl w:val="0"/>
+          <w:numId w:val="1"/>
+        </w:numPr>
+      </w:pPr>
+      <w:r>
+        <w:t xml:space="preserve">Liệt kê tất cả các docker image đang có </w:t>
+      </w:r>
+    </w:p>
+    <w:p>
+      <w:pPr>
+        <w:pStyle w:val="ListParagraph"/>
+      </w:pPr>
+      <w:r>
+        <w:rPr>
+          <w:noProof/>
+        </w:rPr>
+        <w:drawing>
+          <wp:inline distT="0" distB="0" distL="0" distR="0" wp14:anchorId="44C2DFFB" wp14:editId="6427D8B2">
+            <wp:extent cx="4791744" cy="1000265"/>
+            <wp:effectExtent l="0" t="0" r="0" b="9525"/>
+            <wp:docPr id="4" name="Picture 4"/>
+            <wp:cNvGraphicFramePr>
+              <a:graphicFrameLocks xmlns:a="http://schemas.openxmlformats.org/drawingml/2006/main" noChangeAspect="1"/>
+            </wp:cNvGraphicFramePr>
+            <a:graphic xmlns:a="http://schemas.openxmlformats.org/drawingml/2006/main">
+              <a:graphicData uri="http://schemas.openxmlformats.org/drawingml/2006/picture">
+                <pic:pic xmlns:pic="http://schemas.openxmlformats.org/drawingml/2006/picture">
+                  <pic:nvPicPr>
+                    <pic:cNvPr id="1" name=""/>
+                    <pic:cNvPicPr/>
+                  </pic:nvPicPr>
+                  <pic:blipFill>
+                    <a:blip r:embed="rId8"/>
+                    <a:stretch>
+                      <a:fillRect/>
+                    </a:stretch>
+                  </pic:blipFill>
+                  <pic:spPr>
+                    <a:xfrm>
+                      <a:off x="0" y="0"/>
+                      <a:ext cx="4791744" cy="1000265"/>
+                    </a:xfrm>
+                    <a:prstGeom prst="rect">
+                      <a:avLst/>
+                    </a:prstGeom>
+                  </pic:spPr>
+                </pic:pic>
+              </a:graphicData>
+            </a:graphic>
+          </wp:inline>
+        </w:drawing>
+      </w:r>
+    </w:p>
+    <w:p>
+      <w:pPr>
+        <w:pStyle w:val="ListParagraph"/>
+      </w:pPr>
+    </w:p>
+    <w:p>
+      <w:pPr>
+        <w:pStyle w:val="ListParagraph"/>
+        <w:numPr>
+          <w:ilvl w:val="0"/>
+          <w:numId w:val="1"/>
+        </w:numPr>
+      </w:pPr>
+      <w:r>
+        <w:t>Tạo và chạy 1 container từ iamges nginx</w:t>
+      </w:r>
+    </w:p>
+    <w:p>
+      <w:pPr>
+        <w:pStyle w:val="ListParagraph"/>
+      </w:pPr>
+      <w:r>
+        <w:rPr>
+          <w:noProof/>
+        </w:rPr>
+        <w:drawing>
+          <wp:inline distT="0" distB="0" distL="0" distR="0" wp14:anchorId="78004ACF" wp14:editId="265B3BB0">
+            <wp:extent cx="5029902" cy="704948"/>
+            <wp:effectExtent l="0" t="0" r="0" b="0"/>
+            <wp:docPr id="5" name="Picture 5"/>
+            <wp:cNvGraphicFramePr>
+              <a:graphicFrameLocks xmlns:a="http://schemas.openxmlformats.org/drawingml/2006/main" noChangeAspect="1"/>
+            </wp:cNvGraphicFramePr>
+            <a:graphic xmlns:a="http://schemas.openxmlformats.org/drawingml/2006/main">
+              <a:graphicData uri="http://schemas.openxmlformats.org/drawingml/2006/picture">
+                <pic:pic xmlns:pic="http://schemas.openxmlformats.org/drawingml/2006/picture">
+                  <pic:nvPicPr>
+                    <pic:cNvPr id="1" name=""/>
+                    <pic:cNvPicPr/>
+                  </pic:nvPicPr>
+                  <pic:blipFill>
+                    <a:blip r:embed="rId9"/>
+                    <a:stretch>
+                      <a:fillRect/>
+                    </a:stretch>
+                  </pic:blipFill>
+                  <pic:spPr>
+                    <a:xfrm>
+                      <a:off x="0" y="0"/>
+                      <a:ext cx="5029902" cy="704948"/>
+                    </a:xfrm>
+                    <a:prstGeom prst="rect">
+                      <a:avLst/>
+                    </a:prstGeom>
+                  </pic:spPr>
+                </pic:pic>
+              </a:graphicData>
+            </a:graphic>
+          </wp:inline>
+        </w:drawing>
+      </w:r>
+    </w:p>
+    <w:p>
+      <w:pPr>
+        <w:pStyle w:val="ListParagraph"/>
+      </w:pPr>
+    </w:p>
+    <w:p>
+      <w:pPr>
+        <w:pStyle w:val="ListParagraph"/>
+        <w:numPr>
+          <w:ilvl w:val="0"/>
+          <w:numId w:val="1"/>
+        </w:numPr>
+      </w:pPr>
+      <w:r>
+        <w:t>Xem danh sách container chạy ngầm</w:t>
+      </w:r>
+    </w:p>
+    <w:p>
+      <w:pPr>
+        <w:pStyle w:val="ListParagraph"/>
+      </w:pPr>
+      <w:r>
+        <w:rPr>
+          <w:noProof/>
+        </w:rPr>
+        <w:drawing>
+          <wp:inline distT="0" distB="0" distL="0" distR="0" wp14:anchorId="28EF4DF5" wp14:editId="54B02976">
+            <wp:extent cx="5943600" cy="935990"/>
+            <wp:effectExtent l="0" t="0" r="0" b="0"/>
+            <wp:docPr id="6" name="Picture 6"/>
+            <wp:cNvGraphicFramePr>
+              <a:graphicFrameLocks xmlns:a="http://schemas.openxmlformats.org/drawingml/2006/main" noChangeAspect="1"/>
+            </wp:cNvGraphicFramePr>
+            <a:graphic xmlns:a="http://schemas.openxmlformats.org/drawingml/2006/main">
+              <a:graphicData uri="http://schemas.openxmlformats.org/drawingml/2006/picture">
+                <pic:pic xmlns:pic="http://schemas.openxmlformats.org/drawingml/2006/picture">
+                  <pic:nvPicPr>
+                    <pic:cNvPr id="1" name=""/>
+                    <pic:cNvPicPr/>
+                  </pic:nvPicPr>
+                  <pic:blipFill>
+                    <a:blip r:embed="rId10"/>
+                    <a:stretch>
+                      <a:fillRect/>
+                    </a:stretch>
+                  </pic:blipFill>
+                  <pic:spPr>
+                    <a:xfrm>
+                      <a:off x="0" y="0"/>
+                      <a:ext cx="5943600" cy="935990"/>
+                    </a:xfrm>
+                    <a:prstGeom prst="rect">
+                      <a:avLst/>
+                    </a:prstGeom>
+                  </pic:spPr>
+                </pic:pic>
+              </a:graphicData>
+            </a:graphic>
+          </wp:inline>
+        </w:drawing>
+      </w:r>
+    </w:p>
+    <w:p>
+      <w:pPr>
+        <w:pStyle w:val="ListParagraph"/>
+      </w:pPr>
+    </w:p>
+    <w:p>
+      <w:pPr>
+        <w:pStyle w:val="ListParagraph"/>
+        <w:numPr>
+          <w:ilvl w:val="0"/>
+          <w:numId w:val="1"/>
+        </w:numPr>
+      </w:pPr>
+      <w:r>
+        <w:t>Xem tất cae container trên máy</w:t>
+      </w:r>
+    </w:p>
+    <w:p>
+      <w:pPr>
+        <w:pStyle w:val="ListParagraph"/>
+      </w:pPr>
+      <w:r>
+        <w:rPr>
+          <w:noProof/>
+        </w:rPr>
+        <w:drawing>
+          <wp:inline distT="0" distB="0" distL="0" distR="0" wp14:anchorId="4CC104DF" wp14:editId="22B1DC90">
+            <wp:extent cx="5943600" cy="1343660"/>
+            <wp:effectExtent l="0" t="0" r="0" b="8890"/>
+            <wp:docPr id="7" name="Picture 7"/>
+            <wp:cNvGraphicFramePr>
+              <a:graphicFrameLocks xmlns:a="http://schemas.openxmlformats.org/drawingml/2006/main" noChangeAspect="1"/>
+            </wp:cNvGraphicFramePr>
+            <a:graphic xmlns:a="http://schemas.openxmlformats.org/drawingml/2006/main">
+              <a:graphicData uri="http://schemas.openxmlformats.org/drawingml/2006/picture">
+                <pic:pic xmlns:pic="http://schemas.openxmlformats.org/drawingml/2006/picture">
+                  <pic:nvPicPr>
+                    <pic:cNvPr id="1" name=""/>
+                    <pic:cNvPicPr/>
+                  </pic:nvPicPr>
+                  <pic:blipFill>
+                    <a:blip r:embed="rId11"/>
+                    <a:stretch>
+                      <a:fillRect/>
+                    </a:stretch>
+                  </pic:blipFill>
+                  <pic:spPr>
+                    <a:xfrm>
+                      <a:off x="0" y="0"/>
+                      <a:ext cx="5943600" cy="1343660"/>
+                    </a:xfrm>
+                    <a:prstGeom prst="rect">
+                      <a:avLst/>
+                    </a:prstGeom>
+                  </pic:spPr>
+                </pic:pic>
+              </a:graphicData>
+            </a:graphic>
+          </wp:inline>
+        </w:drawing>
+      </w:r>
+    </w:p>
+    <w:p>
+      <w:r>
+        <w:br w:type="page"/>
+      </w:r>
+    </w:p>
+    <w:p>
+      <w:pPr>
+        <w:pStyle w:val="ListParagraph"/>
+      </w:pPr>
+    </w:p>
+    <w:p>
+      <w:pPr>
+        <w:pStyle w:val="ListParagraph"/>
+        <w:numPr>
+          <w:ilvl w:val="0"/>
+          <w:numId w:val="1"/>
+        </w:numPr>
+      </w:pPr>
+      <w:r>
+        <w:t>Xem log của container</w:t>
+      </w:r>
+    </w:p>
+    <w:p>
+      <w:pPr>
+        <w:pStyle w:val="ListParagraph"/>
+      </w:pPr>
+    </w:p>
+    <w:p>
+      <w:pPr>
+        <w:pStyle w:val="ListParagraph"/>
+      </w:pPr>
+      <w:r>
+        <w:rPr>
+          <w:noProof/>
+        </w:rPr>
+        <w:drawing>
+          <wp:inline distT="0" distB="0" distL="0" distR="0" wp14:anchorId="49D3E05F" wp14:editId="69EFD76F">
+            <wp:extent cx="5943600" cy="3629660"/>
+            <wp:effectExtent l="0" t="0" r="0" b="8890"/>
+            <wp:docPr id="8" name="Picture 8"/>
+            <wp:cNvGraphicFramePr>
+              <a:graphicFrameLocks xmlns:a="http://schemas.openxmlformats.org/drawingml/2006/main" noChangeAspect="1"/>
+            </wp:cNvGraphicFramePr>
+            <a:graphic xmlns:a="http://schemas.openxmlformats.org/drawingml/2006/main">
+              <a:graphicData uri="http://schemas.openxmlformats.org/drawingml/2006/picture">
+                <pic:pic xmlns:pic="http://schemas.openxmlformats.org/drawingml/2006/picture">
+                  <pic:nvPicPr>
+                    <pic:cNvPr id="1" name=""/>
+                    <pic:cNvPicPr/>
+                  </pic:nvPicPr>
+                  <pic:blipFill>
+                    <a:blip r:embed="rId12"/>
+                    <a:stretch>
+                      <a:fillRect/>
+                    </a:stretch>
+                  </pic:blipFill>
+                  <pic:spPr>
+                    <a:xfrm>
+                      <a:off x="0" y="0"/>
+                      <a:ext cx="5943600" cy="3629660"/>
+                    </a:xfrm>
+                    <a:prstGeom prst="rect">
+                      <a:avLst/>
+                    </a:prstGeom>
+                  </pic:spPr>
+                </pic:pic>
+              </a:graphicData>
+            </a:graphic>
+          </wp:inline>
+        </w:drawing>
+      </w:r>
+    </w:p>
+    <w:p>
+      <w:pPr>
+        <w:pStyle w:val="ListParagraph"/>
+        <w:numPr>
+          <w:ilvl w:val="0"/>
+          <w:numId w:val="1"/>
+        </w:numPr>
+      </w:pPr>
+      <w:r>
+        <w:t>Truy cập vào bên trong container đang chạy</w:t>
+      </w:r>
+    </w:p>
+    <w:p>
+      <w:pPr>
+        <w:ind w:left="360"/>
+      </w:pPr>
+      <w:r>
+        <w:drawing>
+          <wp:inline distT="0" distB="0" distL="0" distR="0" wp14:anchorId="38AAE10D" wp14:editId="2E4BA0B7">
+            <wp:extent cx="5943600" cy="703580"/>
+            <wp:effectExtent l="0" t="0" r="0" b="1270"/>
+            <wp:docPr id="847285275" name="Picture 1"/>
+            <wp:cNvGraphicFramePr>
+              <a:graphicFrameLocks xmlns:a="http://schemas.openxmlformats.org/drawingml/2006/main" noChangeAspect="1"/>
+            </wp:cNvGraphicFramePr>
+            <a:graphic xmlns:a="http://schemas.openxmlformats.org/drawingml/2006/main">
+              <a:graphicData uri="http://schemas.openxmlformats.org/drawingml/2006/picture">
+                <pic:pic xmlns:pic="http://schemas.openxmlformats.org/drawingml/2006/picture">
+                  <pic:nvPicPr>
+                    <pic:cNvPr id="847285275" name=""/>
+                    <pic:cNvPicPr/>
+                  </pic:nvPicPr>
+                  <pic:blipFill>
+                    <a:blip r:embed="rId13"/>
+                    <a:stretch>
+                      <a:fillRect/>
+                    </a:stretch>
+                  </pic:blipFill>
+                  <pic:spPr>
+                    <a:xfrm>
+                      <a:off x="0" y="0"/>
+                      <a:ext cx="5943600" cy="703580"/>
+                    </a:xfrm>
+                    <a:prstGeom prst="rect">
+                      <a:avLst/>
+                    </a:prstGeom>
+                  </pic:spPr>
+                </pic:pic>
+              </a:graphicData>
+            </a:graphic>
+          </wp:inline>
+        </w:drawing>
+      </w:r>
+    </w:p>
+    <w:p>
+      <w:pPr>
+        <w:ind w:left="360"/>
+      </w:pPr>
+    </w:p>
+    <w:p>
+      <w:pPr>
+        <w:pStyle w:val="ListParagraph"/>
+        <w:numPr>
+          <w:ilvl w:val="0"/>
+          <w:numId w:val="1"/>
+        </w:numPr>
+      </w:pPr>
+      <w:r>
+        <w:t>Dừng 1 container đang chạy</w:t>
+      </w:r>
+    </w:p>
+    <w:p>
+      <w:pPr>
+        <w:pStyle w:val="ListParagraph"/>
+      </w:pPr>
+      <w:r>
+        <w:drawing>
+          <wp:inline distT="0" distB="0" distL="0" distR="0" wp14:anchorId="5DE7FD83" wp14:editId="27F57BCF">
+            <wp:extent cx="3353268" cy="781159"/>
+            <wp:effectExtent l="0" t="0" r="0" b="0"/>
+            <wp:docPr id="745491739" name="Picture 1"/>
+            <wp:cNvGraphicFramePr>
+              <a:graphicFrameLocks xmlns:a="http://schemas.openxmlformats.org/drawingml/2006/main" noChangeAspect="1"/>
+            </wp:cNvGraphicFramePr>
+            <a:graphic xmlns:a="http://schemas.openxmlformats.org/drawingml/2006/main">
+              <a:graphicData uri="http://schemas.openxmlformats.org/drawingml/2006/picture">
+                <pic:pic xmlns:pic="http://schemas.openxmlformats.org/drawingml/2006/picture">
+                  <pic:nvPicPr>
+                    <pic:cNvPr id="745491739" name=""/>
+                    <pic:cNvPicPr/>
+                  </pic:nvPicPr>
+                  <pic:blipFill>
+                    <a:blip r:embed="rId14"/>
+                    <a:stretch>
+                      <a:fillRect/>
+                    </a:stretch>
+                  </pic:blipFill>
+                  <pic:spPr>
+                    <a:xfrm>
+                      <a:off x="0" y="0"/>
+                      <a:ext cx="3353268" cy="781159"/>
+                    </a:xfrm>
+                    <a:prstGeom prst="rect">
+                      <a:avLst/>
+                    </a:prstGeom>
+                  </pic:spPr>
+                </pic:pic>
+              </a:graphicData>
+            </a:graphic>
+          </wp:inline>
+        </w:drawing>
+      </w:r>
+    </w:p>
+    <w:p>
+      <w:pPr>
+        <w:pStyle w:val="ListParagraph"/>
+      </w:pPr>
+    </w:p>
+    <w:p>
+      <w:pPr>
+        <w:pStyle w:val="ListParagraph"/>
+        <w:numPr>
+          <w:ilvl w:val="0"/>
+          <w:numId w:val="1"/>
+        </w:numPr>
+      </w:pPr>
+      <w:r>
+        <w:t>Khởi động lại container</w:t>
+      </w:r>
+    </w:p>
+    <w:p>
+      <w:pPr>
+        <w:pStyle w:val="ListParagraph"/>
+      </w:pPr>
+      <w:r>
+        <w:drawing>
+          <wp:inline distT="0" distB="0" distL="0" distR="0" wp14:anchorId="153ED8BF" wp14:editId="270DE6E3">
+            <wp:extent cx="3591426" cy="847843"/>
+            <wp:effectExtent l="0" t="0" r="9525" b="9525"/>
+            <wp:docPr id="836195948" name="Picture 1"/>
+            <wp:cNvGraphicFramePr>
+              <a:graphicFrameLocks xmlns:a="http://schemas.openxmlformats.org/drawingml/2006/main" noChangeAspect="1"/>
+            </wp:cNvGraphicFramePr>
+            <a:graphic xmlns:a="http://schemas.openxmlformats.org/drawingml/2006/main">
+              <a:graphicData uri="http://schemas.openxmlformats.org/drawingml/2006/picture">
+                <pic:pic xmlns:pic="http://schemas.openxmlformats.org/drawingml/2006/picture">
+                  <pic:nvPicPr>
+                    <pic:cNvPr id="836195948" name=""/>
+                    <pic:cNvPicPr/>
+                  </pic:nvPicPr>
+                  <pic:blipFill>
+                    <a:blip r:embed="rId15"/>
+                    <a:stretch>
+                      <a:fillRect/>
+                    </a:stretch>
+                  </pic:blipFill>
+                  <pic:spPr>
+                    <a:xfrm>
+                      <a:off x="0" y="0"/>
+                      <a:ext cx="3591426" cy="847843"/>
+                    </a:xfrm>
+                    <a:prstGeom prst="rect">
+                      <a:avLst/>
+                    </a:prstGeom>
+                  </pic:spPr>
+                </pic:pic>
+              </a:graphicData>
+            </a:graphic>
+          </wp:inline>
+        </w:drawing>
+      </w:r>
+    </w:p>
+    <w:p>
+      <w:r>
+        <w:br w:type="page"/>
+      </w:r>
+    </w:p>
+    <w:p>
+      <w:pPr>
+        <w:pStyle w:val="ListParagraph"/>
+        <w:numPr>
+          <w:ilvl w:val="0"/>
+          <w:numId w:val="1"/>
+        </w:numPr>
+      </w:pPr>
+      <w:r>
+        <w:lastRenderedPageBreak/>
+        <w:t>Xóa container</w:t>
+      </w:r>
+    </w:p>
+    <w:p>
+      <w:pPr>
+        <w:pStyle w:val="ListParagraph"/>
+      </w:pPr>
+      <w:r>
+        <w:drawing>
+          <wp:inline distT="0" distB="0" distL="0" distR="0" wp14:anchorId="5D8567F1" wp14:editId="61F1799E">
+            <wp:extent cx="3038899" cy="724001"/>
+            <wp:effectExtent l="0" t="0" r="9525" b="0"/>
+            <wp:docPr id="676317770" name="Picture 1"/>
+            <wp:cNvGraphicFramePr>
+              <a:graphicFrameLocks xmlns:a="http://schemas.openxmlformats.org/drawingml/2006/main" noChangeAspect="1"/>
+            </wp:cNvGraphicFramePr>
+            <a:graphic xmlns:a="http://schemas.openxmlformats.org/drawingml/2006/main">
+              <a:graphicData uri="http://schemas.openxmlformats.org/drawingml/2006/picture">
+                <pic:pic xmlns:pic="http://schemas.openxmlformats.org/drawingml/2006/picture">
+                  <pic:nvPicPr>
+                    <pic:cNvPr id="676317770" name=""/>
+                    <pic:cNvPicPr/>
+                  </pic:nvPicPr>
+                  <pic:blipFill>
+                    <a:blip r:embed="rId16"/>
+                    <a:stretch>
+                      <a:fillRect/>
+                    </a:stretch>
+                  </pic:blipFill>
+                  <pic:spPr>
+                    <a:xfrm>
+                      <a:off x="0" y="0"/>
+                      <a:ext cx="3038899" cy="724001"/>
+                    </a:xfrm>
+                    <a:prstGeom prst="rect">
+                      <a:avLst/>
+                    </a:prstGeom>
+                  </pic:spPr>
+                </pic:pic>
+              </a:graphicData>
+            </a:graphic>
+          </wp:inline>
+        </w:drawing>
+      </w:r>
+    </w:p>
+    <w:p>
+      <w:pPr>
+        <w:pStyle w:val="ListParagraph"/>
+      </w:pPr>
+    </w:p>
+    <w:p>
+      <w:pPr>
+        <w:pStyle w:val="ListParagraph"/>
+        <w:numPr>
+          <w:ilvl w:val="0"/>
+          <w:numId w:val="1"/>
+        </w:numPr>
+      </w:pPr>
+      <w:r>
+        <w:t>Xóa tất cả các container đã dừng</w:t>
+      </w:r>
+    </w:p>
+    <w:p>
+      <w:pPr>
+        <w:pStyle w:val="ListParagraph"/>
+      </w:pPr>
+      <w:r>
+        <w:drawing>
+          <wp:inline distT="0" distB="0" distL="0" distR="0" wp14:anchorId="5549801D" wp14:editId="28AB9FF9">
+            <wp:extent cx="5943600" cy="2371725"/>
+            <wp:effectExtent l="0" t="0" r="0" b="9525"/>
+            <wp:docPr id="1308057205" name="Picture 1"/>
+            <wp:cNvGraphicFramePr>
+              <a:graphicFrameLocks xmlns:a="http://schemas.openxmlformats.org/drawingml/2006/main" noChangeAspect="1"/>
+            </wp:cNvGraphicFramePr>
+            <a:graphic xmlns:a="http://schemas.openxmlformats.org/drawingml/2006/main">
+              <a:graphicData uri="http://schemas.openxmlformats.org/drawingml/2006/picture">
+                <pic:pic xmlns:pic="http://schemas.openxmlformats.org/drawingml/2006/picture">
+                  <pic:nvPicPr>
+                    <pic:cNvPr id="1308057205" name=""/>
+                    <pic:cNvPicPr/>
+                  </pic:nvPicPr>
+                  <pic:blipFill>
+                    <a:blip r:embed="rId17"/>
+                    <a:stretch>
+                      <a:fillRect/>
+                    </a:stretch>
+                  </pic:blipFill>
+                  <pic:spPr>
+                    <a:xfrm>
+                      <a:off x="0" y="0"/>
+                      <a:ext cx="5943600" cy="2371725"/>
+                    </a:xfrm>
+                    <a:prstGeom prst="rect">
+                      <a:avLst/>
+                    </a:prstGeom>
+                  </pic:spPr>
+                </pic:pic>
+              </a:graphicData>
+            </a:graphic>
+          </wp:inline>
+        </w:drawing>
+      </w:r>
+    </w:p>
+    <w:p>
+      <w:pPr>
+        <w:pStyle w:val="ListParagraph"/>
+      </w:pPr>
+    </w:p>
+    <w:p>
+      <w:pPr>
+        <w:pStyle w:val="ListParagraph"/>
+        <w:numPr>
+          <w:ilvl w:val="0"/>
+          <w:numId w:val="1"/>
+        </w:numPr>
+      </w:pPr>
+      <w:r>
+        <w:t>Xóa docker images</w:t>
+      </w:r>
+    </w:p>
+    <w:p>
+      <w:pPr>
+        <w:pStyle w:val="ListParagraph"/>
+      </w:pPr>
+      <w:r>
+        <w:drawing>
+          <wp:inline distT="0" distB="0" distL="0" distR="0" wp14:anchorId="06A905C9" wp14:editId="33BF538F">
+            <wp:extent cx="5943600" cy="1773555"/>
+            <wp:effectExtent l="0" t="0" r="0" b="0"/>
+            <wp:docPr id="1144315512" name="Picture 1"/>
+            <wp:cNvGraphicFramePr>
+              <a:graphicFrameLocks xmlns:a="http://schemas.openxmlformats.org/drawingml/2006/main" noChangeAspect="1"/>
+            </wp:cNvGraphicFramePr>
+            <a:graphic xmlns:a="http://schemas.openxmlformats.org/drawingml/2006/main">
+              <a:graphicData uri="http://schemas.openxmlformats.org/drawingml/2006/picture">
+                <pic:pic xmlns:pic="http://schemas.openxmlformats.org/drawingml/2006/picture">
+                  <pic:nvPicPr>
+                    <pic:cNvPr id="1144315512" name=""/>
+                    <pic:cNvPicPr/>
+                  </pic:nvPicPr>
+                  <pic:blipFill>
+                    <a:blip r:embed="rId18"/>
+                    <a:stretch>
+                      <a:fillRect/>
+                    </a:stretch>
+                  </pic:blipFill>
+                  <pic:spPr>
+                    <a:xfrm>
+                      <a:off x="0" y="0"/>
+                      <a:ext cx="5943600" cy="1773555"/>
+                    </a:xfrm>
+                    <a:prstGeom prst="rect">
+                      <a:avLst/>
+                    </a:prstGeom>
+                  </pic:spPr>
+                </pic:pic>
+              </a:graphicData>
+            </a:graphic>
+          </wp:inline>
+        </w:drawing>
+      </w:r>
+    </w:p>
+    <w:p>
+      <w:pPr>
+        <w:pStyle w:val="ListParagraph"/>
+      </w:pPr>
+    </w:p>
+    <w:p>
+      <w:pPr>
+        <w:pStyle w:val="ListParagraph"/>
+        <w:numPr>
+          <w:ilvl w:val="0"/>
+          <w:numId w:val="1"/>
+        </w:numPr>
+      </w:pPr>
+      <w:r>
+        <w:t>Xóa các image không thuộc container nào</w:t>
+      </w:r>
+    </w:p>
+    <w:p>
+      <w:pPr>
+        <w:pStyle w:val="ListParagraph"/>
+      </w:pPr>
+      <w:r>
+        <w:lastRenderedPageBreak/>
+        <w:drawing>
+          <wp:inline distT="0" distB="0" distL="0" distR="0" wp14:anchorId="4200880A" wp14:editId="3B690991">
+            <wp:extent cx="5943600" cy="4618355"/>
+            <wp:effectExtent l="0" t="0" r="0" b="0"/>
+            <wp:docPr id="831683001" name="Picture 1"/>
+            <wp:cNvGraphicFramePr>
+              <a:graphicFrameLocks xmlns:a="http://schemas.openxmlformats.org/drawingml/2006/main" noChangeAspect="1"/>
+            </wp:cNvGraphicFramePr>
+            <a:graphic xmlns:a="http://schemas.openxmlformats.org/drawingml/2006/main">
+              <a:graphicData uri="http://schemas.openxmlformats.org/drawingml/2006/picture">
+                <pic:pic xmlns:pic="http://schemas.openxmlformats.org/drawingml/2006/picture">
+                  <pic:nvPicPr>
+                    <pic:cNvPr id="831683001" name=""/>
+                    <pic:cNvPicPr/>
+                  </pic:nvPicPr>
+                  <pic:blipFill>
+                    <a:blip r:embed="rId19"/>
+                    <a:stretch>
+                      <a:fillRect/>
+                    </a:stretch>
+                  </pic:blipFill>
+                  <pic:spPr>
+                    <a:xfrm>
+                      <a:off x="0" y="0"/>
+                      <a:ext cx="5943600" cy="4618355"/>
+                    </a:xfrm>
+                    <a:prstGeom prst="rect">
+                      <a:avLst/>
+                    </a:prstGeom>
+                  </pic:spPr>
+                </pic:pic>
+              </a:graphicData>
+            </a:graphic>
+          </wp:inline>
+        </w:drawing>
+      </w:r>
+    </w:p>
+    <w:p>
+      <w:pPr>
+        <w:pStyle w:val="ListParagraph"/>
+      </w:pPr>
+    </w:p>
+    <w:p>
+      <w:pPr>
+        <w:pStyle w:val="ListParagraph"/>
+      </w:pPr>
+    </w:p>
+    <w:p>
+      <w:pPr>
+        <w:pStyle w:val="ListParagraph"/>
+        <w:numPr>
+          <w:ilvl w:val="0"/>
+          <w:numId w:val="1"/>
+        </w:numPr>
+      </w:pPr>
+      <w:r>
+        <w:t>Chạy port 8080 + chạy nền</w:t>
+      </w:r>
+    </w:p>
+    <w:p>
+      <w:pPr>
+        <w:pStyle w:val="ListParagraph"/>
+      </w:pPr>
+      <w:r>
+        <w:drawing>
+          <wp:inline distT="0" distB="0" distL="0" distR="0" wp14:anchorId="3EA49340" wp14:editId="36E38114">
+            <wp:extent cx="5943600" cy="1885315"/>
+            <wp:effectExtent l="0" t="0" r="0" b="635"/>
+            <wp:docPr id="1608092833" name="Picture 1"/>
+            <wp:cNvGraphicFramePr>
+              <a:graphicFrameLocks xmlns:a="http://schemas.openxmlformats.org/drawingml/2006/main" noChangeAspect="1"/>
+            </wp:cNvGraphicFramePr>
+            <a:graphic xmlns:a="http://schemas.openxmlformats.org/drawingml/2006/main">
+              <a:graphicData uri="http://schemas.openxmlformats.org/drawingml/2006/picture">
+                <pic:pic xmlns:pic="http://schemas.openxmlformats.org/drawingml/2006/picture">
+                  <pic:nvPicPr>
+                    <pic:cNvPr id="1608092833" name=""/>
+                    <pic:cNvPicPr/>
+                  </pic:nvPicPr>
+                  <pic:blipFill>
+                    <a:blip r:embed="rId20"/>
+                    <a:stretch>
+                      <a:fillRect/>
+                    </a:stretch>
+                  </pic:blipFill>
+                  <pic:spPr>
+                    <a:xfrm>
+                      <a:off x="0" y="0"/>
+                      <a:ext cx="5943600" cy="1885315"/>
+                    </a:xfrm>
+                    <a:prstGeom prst="rect">
+                      <a:avLst/>
+                    </a:prstGeom>
+                  </pic:spPr>
+                </pic:pic>
+              </a:graphicData>
+            </a:graphic>
+          </wp:inline>
+        </w:drawing>
+      </w:r>
+    </w:p>
+    <w:p>
+      <w:pPr>
+        <w:pStyle w:val="ListParagraph"/>
+      </w:pPr>
+    </w:p>
+    <w:p>
+      <w:pPr>
+        <w:pStyle w:val="ListParagraph"/>
+        <w:numPr>
+          <w:ilvl w:val="0"/>
+          <w:numId w:val="1"/>
+        </w:numPr>
+      </w:pPr>
+      <w:r>
+        <w:t>Xem thông tin container</w:t>
+      </w:r>
+    </w:p>
+    <w:p>
+      <w:pPr>
+        <w:pStyle w:val="ListParagraph"/>
+      </w:pPr>
+      <w:r>
+        <w:lastRenderedPageBreak/>
+        <w:drawing>
+          <wp:inline distT="0" distB="0" distL="0" distR="0" wp14:anchorId="37A9DF94" wp14:editId="4FED9D47">
+            <wp:extent cx="5943600" cy="1879600"/>
+            <wp:effectExtent l="0" t="0" r="0" b="6350"/>
+            <wp:docPr id="1702798454" name="Picture 1"/>
+            <wp:cNvGraphicFramePr>
+              <a:graphicFrameLocks xmlns:a="http://schemas.openxmlformats.org/drawingml/2006/main" noChangeAspect="1"/>
+            </wp:cNvGraphicFramePr>
+            <a:graphic xmlns:a="http://schemas.openxmlformats.org/drawingml/2006/main">
+              <a:graphicData uri="http://schemas.openxmlformats.org/drawingml/2006/picture">
+                <pic:pic xmlns:pic="http://schemas.openxmlformats.org/drawingml/2006/picture">
+                  <pic:nvPicPr>
+                    <pic:cNvPr id="1702798454" name=""/>
+                    <pic:cNvPicPr/>
+                  </pic:nvPicPr>
+                  <pic:blipFill>
+                    <a:blip r:embed="rId21"/>
+                    <a:stretch>
+                      <a:fillRect/>
+                    </a:stretch>
+                  </pic:blipFill>
+                  <pic:spPr>
+                    <a:xfrm>
+                      <a:off x="0" y="0"/>
+                      <a:ext cx="5943600" cy="1879600"/>
+                    </a:xfrm>
+                    <a:prstGeom prst="rect">
+                      <a:avLst/>
+                    </a:prstGeom>
+                  </pic:spPr>
+                </pic:pic>
+              </a:graphicData>
+            </a:graphic>
+          </wp:inline>
+        </w:drawing>
+      </w:r>
+    </w:p>
+    <w:p>
+      <w:pPr>
+        <w:pStyle w:val="ListParagraph"/>
+      </w:pPr>
+    </w:p>
+    <w:p>
+      <w:pPr>
+        <w:pStyle w:val="ListParagraph"/>
+        <w:numPr>
+          <w:ilvl w:val="0"/>
+          <w:numId w:val="1"/>
+        </w:numPr>
+      </w:pPr>
+      <w:r>
+        <w:t>Tạo container nginx gắn volume tên mydata vào /data trong container</w:t>
+      </w:r>
+    </w:p>
+    <w:p>
+      <w:r>
+        <w:drawing>
+          <wp:inline distT="0" distB="0" distL="0" distR="0" wp14:anchorId="04C3C387" wp14:editId="6530BC9A">
+            <wp:extent cx="5772956" cy="809738"/>
+            <wp:effectExtent l="0" t="0" r="0" b="9525"/>
+            <wp:docPr id="628394171" name="Picture 1"/>
+            <wp:cNvGraphicFramePr>
+              <a:graphicFrameLocks xmlns:a="http://schemas.openxmlformats.org/drawingml/2006/main" noChangeAspect="1"/>
+            </wp:cNvGraphicFramePr>
+            <a:graphic xmlns:a="http://schemas.openxmlformats.org/drawingml/2006/main">
+              <a:graphicData uri="http://schemas.openxmlformats.org/drawingml/2006/picture">
+                <pic:pic xmlns:pic="http://schemas.openxmlformats.org/drawingml/2006/picture">
+                  <pic:nvPicPr>
+                    <pic:cNvPr id="628394171" name=""/>
+                    <pic:cNvPicPr/>
+                  </pic:nvPicPr>
+                  <pic:blipFill>
+                    <a:blip r:embed="rId22"/>
+                    <a:stretch>
+                      <a:fillRect/>
+                    </a:stretch>
+                  </pic:blipFill>
+                  <pic:spPr>
+                    <a:xfrm>
+                      <a:off x="0" y="0"/>
+                      <a:ext cx="5772956" cy="809738"/>
+                    </a:xfrm>
+                    <a:prstGeom prst="rect">
+                      <a:avLst/>
+                    </a:prstGeom>
+                  </pic:spPr>
+                </pic:pic>
+              </a:graphicData>
+            </a:graphic>
+          </wp:inline>
+        </w:drawing>
+      </w:r>
+    </w:p>
+    <w:p>
+      <w:pPr>
+        <w:pStyle w:val="ListParagraph"/>
+        <w:numPr>
+          <w:ilvl w:val="0"/>
+          <w:numId w:val="1"/>
+        </w:numPr>
+      </w:pPr>
+      <w:r>
+        <w:t>Liệt kê tất cả Docker volume trên máy</w:t>
+      </w:r>
+    </w:p>
+    <w:p>
+      <w:r>
+        <w:lastRenderedPageBreak/>
+        <w:drawing>
+          <wp:inline distT="0" distB="0" distL="0" distR="0" wp14:anchorId="5DFF98DA" wp14:editId="2AB6612A">
+            <wp:extent cx="5943600" cy="7048500"/>
+            <wp:effectExtent l="0" t="0" r="0" b="0"/>
+            <wp:docPr id="1720532631" name="Picture 1"/>
+            <wp:cNvGraphicFramePr>
+              <a:graphicFrameLocks xmlns:a="http://schemas.openxmlformats.org/drawingml/2006/main" noChangeAspect="1"/>
+            </wp:cNvGraphicFramePr>
+            <a:graphic xmlns:a="http://schemas.openxmlformats.org/drawingml/2006/main">
+              <a:graphicData uri="http://schemas.openxmlformats.org/drawingml/2006/picture">
+                <pic:pic xmlns:pic="http://schemas.openxmlformats.org/drawingml/2006/picture">
+                  <pic:nvPicPr>
+                    <pic:cNvPr id="1720532631" name=""/>
+                    <pic:cNvPicPr/>
+                  </pic:nvPicPr>
+                  <pic:blipFill>
+                    <a:blip r:embed="rId23"/>
+                    <a:stretch>
+                      <a:fillRect/>
+                    </a:stretch>
+                  </pic:blipFill>
+                  <pic:spPr>
+                    <a:xfrm>
+                      <a:off x="0" y="0"/>
+                      <a:ext cx="5943600" cy="7048500"/>
+                    </a:xfrm>
+                    <a:prstGeom prst="rect">
+                      <a:avLst/>
+                    </a:prstGeom>
+                  </pic:spPr>
+                </pic:pic>
+              </a:graphicData>
+            </a:graphic>
+          </wp:inline>
+        </w:drawing>
+      </w:r>
+    </w:p>
+    <w:p>
+      <w:r>
+        <w:br w:type="page"/>
+      </w:r>
+    </w:p>
+    <w:p>
+      <w:pPr>
+        <w:pStyle w:val="ListParagraph"/>
+        <w:numPr>
+          <w:ilvl w:val="0"/>
+          <w:numId w:val="1"/>
+        </w:numPr>
+      </w:pPr>
+      <w:r>
+        <w:lastRenderedPageBreak/>
+        <w:t>Xóa các volume không đưuọc container nào dùng</w:t>
+      </w:r>
+    </w:p>
+    <w:p>
+      <w:pPr>
+        <w:pStyle w:val="ListParagraph"/>
+      </w:pPr>
+    </w:p>
+    <w:p>
+      <w:pPr>
+        <w:pStyle w:val="ListParagraph"/>
+      </w:pPr>
+      <w:r>
+        <w:drawing>
+          <wp:inline distT="0" distB="0" distL="0" distR="0" wp14:anchorId="0BB65393" wp14:editId="5C19A886">
+            <wp:extent cx="5943600" cy="7061835"/>
+            <wp:effectExtent l="0" t="0" r="0" b="5715"/>
+            <wp:docPr id="1956459944" name="Picture 1"/>
+            <wp:cNvGraphicFramePr>
+              <a:graphicFrameLocks xmlns:a="http://schemas.openxmlformats.org/drawingml/2006/main" noChangeAspect="1"/>
+            </wp:cNvGraphicFramePr>
+            <a:graphic xmlns:a="http://schemas.openxmlformats.org/drawingml/2006/main">
+              <a:graphicData uri="http://schemas.openxmlformats.org/drawingml/2006/picture">
+                <pic:pic xmlns:pic="http://schemas.openxmlformats.org/drawingml/2006/picture">
+                  <pic:nvPicPr>
+                    <pic:cNvPr id="1956459944" name=""/>
+                    <pic:cNvPicPr/>
+                  </pic:nvPicPr>
+                  <pic:blipFill>
+                    <a:blip r:embed="rId24"/>
+                    <a:stretch>
+                      <a:fillRect/>
+                    </a:stretch>
+                  </pic:blipFill>
+                  <pic:spPr>
+                    <a:xfrm>
+                      <a:off x="0" y="0"/>
+                      <a:ext cx="5943600" cy="7061835"/>
+                    </a:xfrm>
+                    <a:prstGeom prst="rect">
+                      <a:avLst/>
+                    </a:prstGeom>
+                  </pic:spPr>
+                </pic:pic>
+              </a:graphicData>
+            </a:graphic>
+          </wp:inline>
+        </w:drawing>
+      </w:r>
+    </w:p>
+    <w:p>
+      <w:r>
+        <w:br w:type="page"/>
+      </w:r>
+    </w:p>
+    <w:p>
+      <w:pPr>
+        <w:pStyle w:val="ListParagraph"/>
+        <w:numPr>
+          <w:ilvl w:val="0"/>
+          <w:numId w:val="1"/>
+        </w:numPr>
+      </w:pPr>
+      <w:r>
+        <w:lastRenderedPageBreak/>
+        <w:t>Tạo container từ nginx và chạy ngầm với tên my_nginx</w:t>
+      </w:r>
+    </w:p>
+    <w:p>
+      <w:pPr>
+        <w:pStyle w:val="ListParagraph"/>
+      </w:pPr>
+      <w:r>
+        <w:drawing>
+          <wp:inline distT="0" distB="0" distL="0" distR="0" wp14:anchorId="4901B195" wp14:editId="61067FC3">
+            <wp:extent cx="5801535" cy="790685"/>
+            <wp:effectExtent l="0" t="0" r="8890" b="9525"/>
+            <wp:docPr id="1463193103" name="Picture 1"/>
+            <wp:cNvGraphicFramePr>
+              <a:graphicFrameLocks xmlns:a="http://schemas.openxmlformats.org/drawingml/2006/main" noChangeAspect="1"/>
+            </wp:cNvGraphicFramePr>
+            <a:graphic xmlns:a="http://schemas.openxmlformats.org/drawingml/2006/main">
+              <a:graphicData uri="http://schemas.openxmlformats.org/drawingml/2006/picture">
+                <pic:pic xmlns:pic="http://schemas.openxmlformats.org/drawingml/2006/picture">
+                  <pic:nvPicPr>
+                    <pic:cNvPr id="1463193103" name=""/>
+                    <pic:cNvPicPr/>
+                  </pic:nvPicPr>
+                  <pic:blipFill>
+                    <a:blip r:embed="rId25"/>
+                    <a:stretch>
+                      <a:fillRect/>
+                    </a:stretch>
+                  </pic:blipFill>
+                  <pic:spPr>
+                    <a:xfrm>
+                      <a:off x="0" y="0"/>
+                      <a:ext cx="5801535" cy="790685"/>
+                    </a:xfrm>
+                    <a:prstGeom prst="rect">
+                      <a:avLst/>
+                    </a:prstGeom>
+                  </pic:spPr>
+                </pic:pic>
+              </a:graphicData>
+            </a:graphic>
+          </wp:inline>
+        </w:drawing>
+      </w:r>
+    </w:p>
+    <w:p>
+      <w:pPr>
+        <w:pStyle w:val="ListParagraph"/>
+      </w:pPr>
+    </w:p>
+    <w:p>
+      <w:pPr>
+        <w:pStyle w:val="ListParagraph"/>
+        <w:numPr>
+          <w:ilvl w:val="0"/>
+          <w:numId w:val="1"/>
+        </w:numPr>
+      </w:pPr>
+      <w:r>
+        <w:t>Theo dõi tài nguyên container đang chạy</w:t>
+      </w:r>
+    </w:p>
+    <w:p>
+      <w:pPr>
+        <w:pStyle w:val="ListParagraph"/>
+      </w:pPr>
+      <w:r>
+        <w:drawing>
+          <wp:inline distT="0" distB="0" distL="0" distR="0" wp14:anchorId="003C426E" wp14:editId="28F024FE">
+            <wp:extent cx="5943600" cy="769620"/>
+            <wp:effectExtent l="0" t="0" r="0" b="0"/>
+            <wp:docPr id="989404255" name="Picture 1"/>
+            <wp:cNvGraphicFramePr>
+              <a:graphicFrameLocks xmlns:a="http://schemas.openxmlformats.org/drawingml/2006/main" noChangeAspect="1"/>
+            </wp:cNvGraphicFramePr>
+            <a:graphic xmlns:a="http://schemas.openxmlformats.org/drawingml/2006/main">
+              <a:graphicData uri="http://schemas.openxmlformats.org/drawingml/2006/picture">
+                <pic:pic xmlns:pic="http://schemas.openxmlformats.org/drawingml/2006/picture">
+                  <pic:nvPicPr>
+                    <pic:cNvPr id="989404255" name=""/>
+                    <pic:cNvPicPr/>
+                  </pic:nvPicPr>
+                  <pic:blipFill>
+                    <a:blip r:embed="rId26"/>
+                    <a:stretch>
+                      <a:fillRect/>
+                    </a:stretch>
+                  </pic:blipFill>
+                  <pic:spPr>
+                    <a:xfrm>
+                      <a:off x="0" y="0"/>
+                      <a:ext cx="5943600" cy="769620"/>
+                    </a:xfrm>
+                    <a:prstGeom prst="rect">
+                      <a:avLst/>
+                    </a:prstGeom>
+                  </pic:spPr>
+                </pic:pic>
+              </a:graphicData>
+            </a:graphic>
+          </wp:inline>
+        </w:drawing>
+      </w:r>
+    </w:p>
+    <w:p>
+      <w:pPr>
+        <w:pStyle w:val="ListParagraph"/>
+      </w:pPr>
+    </w:p>
+    <w:p>
+      <w:pPr>
+        <w:pStyle w:val="ListParagraph"/>
+        <w:numPr>
+          <w:ilvl w:val="0"/>
+          <w:numId w:val="1"/>
+        </w:numPr>
+      </w:pPr>
+      <w:r>
+        <w:t>Liệt kê danh sách docker networks</w:t>
+      </w:r>
+    </w:p>
+    <w:p>
+      <w:pPr>
+        <w:pStyle w:val="ListParagraph"/>
+      </w:pPr>
+      <w:r>
+        <w:drawing>
+          <wp:inline distT="0" distB="0" distL="0" distR="0" wp14:anchorId="773D8FF6" wp14:editId="0FC8B513">
+            <wp:extent cx="5353797" cy="1800476"/>
+            <wp:effectExtent l="0" t="0" r="0" b="9525"/>
+            <wp:docPr id="961833620" name="Picture 1"/>
+            <wp:cNvGraphicFramePr>
+              <a:graphicFrameLocks xmlns:a="http://schemas.openxmlformats.org/drawingml/2006/main" noChangeAspect="1"/>
+            </wp:cNvGraphicFramePr>
+            <a:graphic xmlns:a="http://schemas.openxmlformats.org/drawingml/2006/main">
+              <a:graphicData uri="http://schemas.openxmlformats.org/drawingml/2006/picture">
+                <pic:pic xmlns:pic="http://schemas.openxmlformats.org/drawingml/2006/picture">
+                  <pic:nvPicPr>
+                    <pic:cNvPr id="961833620" name=""/>
+                    <pic:cNvPicPr/>
+                  </pic:nvPicPr>
+                  <pic:blipFill>
+                    <a:blip r:embed="rId27"/>
+                    <a:stretch>
+                      <a:fillRect/>
+                    </a:stretch>
+                  </pic:blipFill>
+                  <pic:spPr>
+                    <a:xfrm>
+                      <a:off x="0" y="0"/>
+                      <a:ext cx="5353797" cy="1800476"/>
+                    </a:xfrm>
+                    <a:prstGeom prst="rect">
+                      <a:avLst/>
+                    </a:prstGeom>
+                  </pic:spPr>
+                </pic:pic>
+              </a:graphicData>
+            </a:graphic>
+          </wp:inline>
+        </w:drawing>
+      </w:r>
+    </w:p>
+    <w:p>
+      <w:pPr>
+        <w:pStyle w:val="ListParagraph"/>
+      </w:pPr>
+    </w:p>
+    <w:p>
+      <w:pPr>
+        <w:pStyle w:val="ListParagraph"/>
+        <w:numPr>
+          <w:ilvl w:val="0"/>
+          <w:numId w:val="1"/>
+        </w:numPr>
+      </w:pPr>
+      <w:r>
+        <w:t>Tạo docker networks</w:t>
+      </w:r>
+    </w:p>
+    <w:p>
+      <w:pPr>
+        <w:pStyle w:val="ListParagraph"/>
+      </w:pPr>
+      <w:r>
+        <w:drawing>
+          <wp:inline distT="0" distB="0" distL="0" distR="0" wp14:anchorId="768ECB8B" wp14:editId="5F238469">
+            <wp:extent cx="5715798" cy="847843"/>
+            <wp:effectExtent l="0" t="0" r="0" b="9525"/>
+            <wp:docPr id="1442769607" name="Picture 1"/>
+            <wp:cNvGraphicFramePr>
+              <a:graphicFrameLocks xmlns:a="http://schemas.openxmlformats.org/drawingml/2006/main" noChangeAspect="1"/>
+            </wp:cNvGraphicFramePr>
+            <a:graphic xmlns:a="http://schemas.openxmlformats.org/drawingml/2006/main">
+              <a:graphicData uri="http://schemas.openxmlformats.org/drawingml/2006/picture">
+                <pic:pic xmlns:pic="http://schemas.openxmlformats.org/drawingml/2006/picture">
+                  <pic:nvPicPr>
+                    <pic:cNvPr id="1442769607" name=""/>
+                    <pic:cNvPicPr/>
+                  </pic:nvPicPr>
+                  <pic:blipFill>
+                    <a:blip r:embed="rId28"/>
+                    <a:stretch>
+                      <a:fillRect/>
+                    </a:stretch>
+                  </pic:blipFill>
+                  <pic:spPr>
+                    <a:xfrm>
+                      <a:off x="0" y="0"/>
+                      <a:ext cx="5715798" cy="847843"/>
+                    </a:xfrm>
+                    <a:prstGeom prst="rect">
+                      <a:avLst/>
+                    </a:prstGeom>
+                  </pic:spPr>
+                </pic:pic>
+              </a:graphicData>
+            </a:graphic>
+          </wp:inline>
+        </w:drawing>
+      </w:r>
+    </w:p>
+    <w:p>
+      <w:pPr>
+        <w:pStyle w:val="ListParagraph"/>
+      </w:pPr>
+    </w:p>
+    <w:p>
+      <w:pPr>
+        <w:pStyle w:val="ListParagraph"/>
+        <w:numPr>
+          <w:ilvl w:val="0"/>
+          <w:numId w:val="1"/>
+        </w:numPr>
+      </w:pPr>
+      <w:r>
+        <w:t>Tạo và chạy container Nginx trong netwrok</w:t>
+      </w:r>
+    </w:p>
+    <w:p>
+      <w:pPr>
+        <w:pStyle w:val="ListParagraph"/>
+      </w:pPr>
+      <w:r>
+        <w:drawing>
+          <wp:inline distT="0" distB="0" distL="0" distR="0" wp14:anchorId="2A2BB96B" wp14:editId="1507C79F">
+            <wp:extent cx="5943600" cy="765175"/>
+            <wp:effectExtent l="0" t="0" r="0" b="0"/>
+            <wp:docPr id="275620273" name="Picture 1"/>
+            <wp:cNvGraphicFramePr>
+              <a:graphicFrameLocks xmlns:a="http://schemas.openxmlformats.org/drawingml/2006/main" noChangeAspect="1"/>
+            </wp:cNvGraphicFramePr>
+            <a:graphic xmlns:a="http://schemas.openxmlformats.org/drawingml/2006/main">
+              <a:graphicData uri="http://schemas.openxmlformats.org/drawingml/2006/picture">
+                <pic:pic xmlns:pic="http://schemas.openxmlformats.org/drawingml/2006/picture">
+                  <pic:nvPicPr>
+                    <pic:cNvPr id="275620273" name=""/>
+                    <pic:cNvPicPr/>
+                  </pic:nvPicPr>
+                  <pic:blipFill>
+                    <a:blip r:embed="rId29"/>
+                    <a:stretch>
+                      <a:fillRect/>
+                    </a:stretch>
+                  </pic:blipFill>
+                  <pic:spPr>
+                    <a:xfrm>
+                      <a:off x="0" y="0"/>
+                      <a:ext cx="5943600" cy="765175"/>
+                    </a:xfrm>
+                    <a:prstGeom prst="rect">
+                      <a:avLst/>
+                    </a:prstGeom>
+                  </pic:spPr>
+                </pic:pic>
+              </a:graphicData>
+            </a:graphic>
+          </wp:inline>
+        </w:drawing>
+      </w:r>
+    </w:p>
+    <w:p>
+      <w:pPr>
+        <w:pStyle w:val="ListParagraph"/>
+      </w:pPr>
+    </w:p>
+    <w:p>
+      <w:pPr>
+        <w:pStyle w:val="ListParagraph"/>
+        <w:numPr>
+          <w:ilvl w:val="0"/>
+          <w:numId w:val="1"/>
+        </w:numPr>
+      </w:pPr>
+      <w:r>
+        <w:t>Kết nối my</w:t>
+      </w:r>
+      <w:r>
+        <w:t>_network vào my_nginx</w:t>
+      </w:r>
+    </w:p>
+    <w:p>
+      <w:pPr>
+        <w:pStyle w:val="ListParagraph"/>
+      </w:pPr>
+      <w:r>
+        <w:drawing>
+          <wp:inline distT="0" distB="0" distL="0" distR="0" wp14:anchorId="3498A59E" wp14:editId="5F16602F">
+            <wp:extent cx="5744377" cy="590632"/>
+            <wp:effectExtent l="0" t="0" r="8890" b="0"/>
+            <wp:docPr id="200792413" name="Picture 1"/>
+            <wp:cNvGraphicFramePr>
+              <a:graphicFrameLocks xmlns:a="http://schemas.openxmlformats.org/drawingml/2006/main" noChangeAspect="1"/>
+            </wp:cNvGraphicFramePr>
+            <a:graphic xmlns:a="http://schemas.openxmlformats.org/drawingml/2006/main">
+              <a:graphicData uri="http://schemas.openxmlformats.org/drawingml/2006/picture">
+                <pic:pic xmlns:pic="http://schemas.openxmlformats.org/drawingml/2006/picture">
+                  <pic:nvPicPr>
+                    <pic:cNvPr id="200792413" name=""/>
+                    <pic:cNvPicPr/>
+                  </pic:nvPicPr>
+                  <pic:blipFill>
+                    <a:blip r:embed="rId30"/>
+                    <a:stretch>
+                      <a:fillRect/>
+                    </a:stretch>
+                  </pic:blipFill>
+                  <pic:spPr>
+                    <a:xfrm>
+                      <a:off x="0" y="0"/>
+                      <a:ext cx="5744377" cy="590632"/>
+                    </a:xfrm>
+                    <a:prstGeom prst="rect">
+                      <a:avLst/>
+                    </a:prstGeom>
+                  </pic:spPr>
+                </pic:pic>
+              </a:graphicData>
+            </a:graphic>
+          </wp:inline>
+        </w:drawing>
+      </w:r>
+    </w:p>
+    <w:p>
+      <w:r>
+        <w:br w:type="page"/>
+      </w:r>
+    </w:p>
+    <w:p>
+      <w:pPr>
+        <w:pStyle w:val="ListParagraph"/>
+      </w:pPr>
+    </w:p>
+    <w:p>
+      <w:pPr>
+        <w:pStyle w:val="ListParagraph"/>
+        <w:numPr>
+          <w:ilvl w:val="0"/>
+          <w:numId w:val="1"/>
+        </w:numPr>
+      </w:pPr>
+      <w:r>
+        <w:t>Tạo container nginx và truyền biến vào container</w:t>
+      </w:r>
+    </w:p>
+    <w:p>
+      <w:pPr>
+        <w:pStyle w:val="ListParagraph"/>
+      </w:pPr>
+      <w:r>
+        <w:drawing>
+          <wp:inline distT="0" distB="0" distL="0" distR="0" wp14:anchorId="4E523631" wp14:editId="65525E32">
+            <wp:extent cx="5943600" cy="854075"/>
+            <wp:effectExtent l="0" t="0" r="0" b="3175"/>
+            <wp:docPr id="225054384" name="Picture 1"/>
+            <wp:cNvGraphicFramePr>
+              <a:graphicFrameLocks xmlns:a="http://schemas.openxmlformats.org/drawingml/2006/main" noChangeAspect="1"/>
+            </wp:cNvGraphicFramePr>
+            <a:graphic xmlns:a="http://schemas.openxmlformats.org/drawingml/2006/main">
+              <a:graphicData uri="http://schemas.openxmlformats.org/drawingml/2006/picture">
+                <pic:pic xmlns:pic="http://schemas.openxmlformats.org/drawingml/2006/picture">
+                  <pic:nvPicPr>
+                    <pic:cNvPr id="225054384" name=""/>
+                    <pic:cNvPicPr/>
+                  </pic:nvPicPr>
+                  <pic:blipFill>
+                    <a:blip r:embed="rId31"/>
+                    <a:stretch>
+                      <a:fillRect/>
+                    </a:stretch>
+                  </pic:blipFill>
+                  <pic:spPr>
+                    <a:xfrm>
+                      <a:off x="0" y="0"/>
+                      <a:ext cx="5943600" cy="854075"/>
+                    </a:xfrm>
+                    <a:prstGeom prst="rect">
+                      <a:avLst/>
+                    </a:prstGeom>
+                  </pic:spPr>
+                </pic:pic>
+              </a:graphicData>
+            </a:graphic>
+          </wp:inline>
+        </w:drawing>
+      </w:r>
+    </w:p>
+    <w:p>
+      <w:pPr>
+        <w:pStyle w:val="ListParagraph"/>
+      </w:pPr>
+      <w:r>
+        <w:t xml:space="preserve"> </w:t>
+      </w:r>
+    </w:p>
+    <w:p>
+      <w:pPr>
+        <w:pStyle w:val="ListParagraph"/>
+        <w:numPr>
+          <w:ilvl w:val="0"/>
+          <w:numId w:val="1"/>
+        </w:numPr>
+      </w:pPr>
+      <w:r>
+        <w:t>Xem logs của container theo thời gian thực</w:t>
+      </w:r>
+    </w:p>
+    <w:p>
+      <w:pPr>
+        <w:pStyle w:val="ListParagraph"/>
+      </w:pPr>
+      <w:r>
+        <w:drawing>
+          <wp:inline distT="0" distB="0" distL="0" distR="0" wp14:anchorId="36E41D66" wp14:editId="4A7CCF63">
+            <wp:extent cx="5943600" cy="3730625"/>
+            <wp:effectExtent l="0" t="0" r="0" b="3175"/>
+            <wp:docPr id="900550151" name="Picture 1"/>
+            <wp:cNvGraphicFramePr>
+              <a:graphicFrameLocks xmlns:a="http://schemas.openxmlformats.org/drawingml/2006/main" noChangeAspect="1"/>
+            </wp:cNvGraphicFramePr>
+            <a:graphic xmlns:a="http://schemas.openxmlformats.org/drawingml/2006/main">
+              <a:graphicData uri="http://schemas.openxmlformats.org/drawingml/2006/picture">
+                <pic:pic xmlns:pic="http://schemas.openxmlformats.org/drawingml/2006/picture">
+                  <pic:nvPicPr>
+                    <pic:cNvPr id="900550151" name=""/>
+                    <pic:cNvPicPr/>
+                  </pic:nvPicPr>
+                  <pic:blipFill>
+                    <a:blip r:embed="rId32"/>
+                    <a:stretch>
+                      <a:fillRect/>
+                    </a:stretch>
+                  </pic:blipFill>
+                  <pic:spPr>
+                    <a:xfrm>
+                      <a:off x="0" y="0"/>
+                      <a:ext cx="5943600" cy="3730625"/>
+                    </a:xfrm>
+                    <a:prstGeom prst="rect">
+                      <a:avLst/>
+                    </a:prstGeom>
+                  </pic:spPr>
+                </pic:pic>
+              </a:graphicData>
+            </a:graphic>
+          </wp:inline>
+        </w:drawing>
+      </w:r>
+    </w:p>
+    <w:p>
+      <w:pPr>
+        <w:pStyle w:val="ListParagraph"/>
+      </w:pPr>
+    </w:p>
+    <w:p>
+      <w:pPr>
+        <w:pStyle w:val="ListParagraph"/>
+      </w:pPr>
+      <w:r>
+        <w:br/>
+      </w:r>
+      <w:r>
+        <w:br/>
+      </w:r>
+    </w:p>
+    <w:p>
+      <w:r>
+        <w:br w:type="page"/>
+      </w:r>
+    </w:p>
+    <w:p>
+      <w:pPr>
+        <w:pStyle w:val="ListParagraph"/>
+      </w:pPr>
+      <w:r>
+        <w:lastRenderedPageBreak/>
+        <w:t>29,30:</w:t>
+      </w:r>
+    </w:p>
+    <w:p>
+      <w:pPr>
+        <w:pStyle w:val="ListParagraph"/>
+      </w:pPr>
+      <w:r>
+        <w:drawing>
+          <wp:inline distT="0" distB="0" distL="0" distR="0" wp14:anchorId="4AAAE2C4" wp14:editId="104A788A">
+            <wp:extent cx="5943600" cy="5993130"/>
+            <wp:effectExtent l="0" t="0" r="0" b="7620"/>
+            <wp:docPr id="639137729" name="Picture 1"/>
+            <wp:cNvGraphicFramePr>
+              <a:graphicFrameLocks xmlns:a="http://schemas.openxmlformats.org/drawingml/2006/main" noChangeAspect="1"/>
+            </wp:cNvGraphicFramePr>
+            <a:graphic xmlns:a="http://schemas.openxmlformats.org/drawingml/2006/main">
+              <a:graphicData uri="http://schemas.openxmlformats.org/drawingml/2006/picture">
+                <pic:pic xmlns:pic="http://schemas.openxmlformats.org/drawingml/2006/picture">
+                  <pic:nvPicPr>
+                    <pic:cNvPr id="639137729" name=""/>
+                    <pic:cNvPicPr/>
+                  </pic:nvPicPr>
+                  <pic:blipFill>
+                    <a:blip r:embed="rId33"/>
+                    <a:stretch>
+                      <a:fillRect/>
+                    </a:stretch>
+                  </pic:blipFill>
+                  <pic:spPr>
+                    <a:xfrm>
+                      <a:off x="0" y="0"/>
+                      <a:ext cx="5943600" cy="5993130"/>
+                    </a:xfrm>
+                    <a:prstGeom prst="rect">
+                      <a:avLst/>
+                    </a:prstGeom>
+                  </pic:spPr>
+                </pic:pic>
+              </a:graphicData>
+            </a:graphic>
+          </wp:inline>
+        </w:drawing>
+      </w:r>
+    </w:p>
+    <w:p>
+      <w:pPr>
+        <w:pStyle w:val="ListParagraph"/>
+      </w:pPr>
+    </w:p>
+    <w:p>
+      <w:r>
+        <w:br w:type="page"/>
+      </w:r>
+    </w:p>
+    <w:p>
+      <w:pPr>
+        <w:pStyle w:val="ListParagraph"/>
+      </w:pPr>
+      <w:r>
+        <w:lastRenderedPageBreak/>
+        <w:t xml:space="preserve">31. </w:t>
+      </w:r>
+    </w:p>
+    <w:p>
+      <w:pPr>
+        <w:pStyle w:val="ListParagraph"/>
+      </w:pPr>
+      <w:r>
+        <w:drawing>
+          <wp:inline distT="0" distB="0" distL="0" distR="0" wp14:anchorId="7DD164D9" wp14:editId="6516C82C">
+            <wp:extent cx="3943900" cy="676369"/>
+            <wp:effectExtent l="0" t="0" r="0" b="9525"/>
+            <wp:docPr id="15531535" name="Picture 1"/>
+            <wp:cNvGraphicFramePr>
+              <a:graphicFrameLocks xmlns:a="http://schemas.openxmlformats.org/drawingml/2006/main" noChangeAspect="1"/>
+            </wp:cNvGraphicFramePr>
+            <a:graphic xmlns:a="http://schemas.openxmlformats.org/drawingml/2006/main">
+              <a:graphicData uri="http://schemas.openxmlformats.org/drawingml/2006/picture">
+                <pic:pic xmlns:pic="http://schemas.openxmlformats.org/drawingml/2006/picture">
+                  <pic:nvPicPr>
+                    <pic:cNvPr id="15531535" name=""/>
+                    <pic:cNvPicPr/>
+                  </pic:nvPicPr>
+                  <pic:blipFill>
+                    <a:blip r:embed="rId34"/>
+                    <a:stretch>
+                      <a:fillRect/>
+                    </a:stretch>
+                  </pic:blipFill>
+                  <pic:spPr>
+                    <a:xfrm>
+                      <a:off x="0" y="0"/>
+                      <a:ext cx="3943900" cy="676369"/>
+                    </a:xfrm>
+                    <a:prstGeom prst="rect">
+                      <a:avLst/>
+                    </a:prstGeom>
+                  </pic:spPr>
+                </pic:pic>
+              </a:graphicData>
+            </a:graphic>
+          </wp:inline>
+        </w:drawing>
+      </w:r>
+    </w:p>
+    <w:p>
+      <w:pPr>
+        <w:pStyle w:val="ListParagraph"/>
+      </w:pPr>
+      <w:r>
+        <w:drawing>
+          <wp:inline distT="0" distB="0" distL="0" distR="0" wp14:anchorId="427B70AE" wp14:editId="7C900F52">
+            <wp:extent cx="5943600" cy="1548130"/>
+            <wp:effectExtent l="0" t="0" r="0" b="0"/>
+            <wp:docPr id="549337235" name="Picture 1"/>
+            <wp:cNvGraphicFramePr>
+              <a:graphicFrameLocks xmlns:a="http://schemas.openxmlformats.org/drawingml/2006/main" noChangeAspect="1"/>
+            </wp:cNvGraphicFramePr>
+            <a:graphic xmlns:a="http://schemas.openxmlformats.org/drawingml/2006/main">
+              <a:graphicData uri="http://schemas.openxmlformats.org/drawingml/2006/picture">
+                <pic:pic xmlns:pic="http://schemas.openxmlformats.org/drawingml/2006/picture">
+                  <pic:nvPicPr>
+                    <pic:cNvPr id="549337235" name=""/>
+                    <pic:cNvPicPr/>
+                  </pic:nvPicPr>
+                  <pic:blipFill>
+                    <a:blip r:embed="rId35"/>
+                    <a:stretch>
+                      <a:fillRect/>
+                    </a:stretch>
+                  </pic:blipFill>
+                  <pic:spPr>
+                    <a:xfrm>
+                      <a:off x="0" y="0"/>
+                      <a:ext cx="5943600" cy="1548130"/>
+                    </a:xfrm>
+                    <a:prstGeom prst="rect">
+                      <a:avLst/>
+                    </a:prstGeom>
+                  </pic:spPr>
+                </pic:pic>
+              </a:graphicData>
+            </a:graphic>
+          </wp:inline>
+        </w:drawing>
+      </w:r>
     </w:p>
     <w:sectPr>
       <w:pgSz w:w="12240" w:h="15840"/>
@@ -16,8 +1884,105 @@
 </w:document>
 </file>
 
+<file path=word/numbering.xml><?xml version="1.0" encoding="utf-8"?>
+<w:numbering xmlns:wpc="http://schemas.microsoft.com/office/word/2010/wordprocessingCanvas" xmlns:cx="http://schemas.microsoft.com/office/drawing/2014/chartex" xmlns:cx1="http://schemas.microsoft.com/office/drawing/2015/9/8/chartex" xmlns:cx2="http://schemas.microsoft.com/office/drawing/2015/10/21/chartex" xmlns:cx3="http://schemas.microsoft.com/office/drawing/2016/5/9/chartex" xmlns:cx4="http://schemas.microsoft.com/office/drawing/2016/5/10/chartex" xmlns:cx5="http://schemas.microsoft.com/office/drawing/2016/5/11/chartex" xmlns:cx6="http://schemas.microsoft.com/office/drawing/2016/5/12/chartex" xmlns:cx7="http://schemas.microsoft.com/office/drawing/2016/5/13/chartex" xmlns:cx8="http://schemas.microsoft.com/office/drawing/2016/5/14/chartex" xmlns:mc="http://schemas.openxmlformats.org/markup-compatibility/2006" xmlns:aink="http://schemas.microsoft.com/office/drawing/2016/ink" xmlns:am3d="http://schemas.microsoft.com/office/drawing/2017/model3d" xmlns:o="urn:schemas-microsoft-com:office:office" xmlns:oel="http://schemas.microsoft.com/office/2019/extlst" xmlns:r="http://schemas.openxmlformats.org/officeDocument/2006/relationships" xmlns:m="http://schemas.openxmlformats.org/officeDocument/2006/math" xmlns:v="urn:schemas-microsoft-com:vml" xmlns:wp14="http://schemas.microsoft.com/office/word/2010/wordprocessingDrawing" xmlns:wp="http://schemas.openxmlformats.org/drawingml/2006/wordprocessingDrawing" xmlns:w10="urn:schemas-microsoft-com:office:word" xmlns:w="http://schemas.openxmlformats.org/wordprocessingml/2006/main" xmlns:w14="http://schemas.microsoft.com/office/word/2010/wordml" xmlns:w15="http://schemas.microsoft.com/office/word/2012/wordml" xmlns:w16cex="http://schemas.microsoft.com/office/word/2018/wordml/cex" xmlns:w16cid="http://schemas.microsoft.com/office/word/2016/wordml/cid" xmlns:w16="http://schemas.microsoft.com/office/word/2018/wordml" xmlns:w16du="http://schemas.microsoft.com/office/word/2023/wordml/word16du" xmlns:w16sdtdh="http://schemas.microsoft.com/office/word/2020/wordml/sdtdatahash" xmlns:w16sdtfl="http://schemas.microsoft.com/office/word/2024/wordml/sdtformatlock" xmlns:w16se="http://schemas.microsoft.com/office/word/2015/wordml/symex" xmlns:wpg="http://schemas.microsoft.com/office/word/2010/wordprocessingGroup" xmlns:wpi="http://schemas.microsoft.com/office/word/2010/wordprocessingInk" xmlns:wne="http://schemas.microsoft.com/office/word/2006/wordml" xmlns:wps="http://schemas.microsoft.com/office/word/2010/wordprocessingShape" mc:Ignorable="w14 w15 w16se w16cid w16 w16cex w16sdtdh w16sdtfl w16du wp14">
+  <w:abstractNum w:abstractNumId="0" w15:restartNumberingAfterBreak="0">
+    <w:nsid w:val="07B60E77"/>
+    <w:multiLevelType w:val="hybridMultilevel"/>
+    <w:tmpl w:val="558C3CF8"/>
+    <w:lvl w:ilvl="0" w:tplc="0409000F">
+      <w:start w:val="1"/>
+      <w:numFmt w:val="decimal"/>
+      <w:lvlText w:val="%1."/>
+      <w:lvlJc w:val="left"/>
+      <w:pPr>
+        <w:ind w:left="720" w:hanging="360"/>
+      </w:pPr>
+      <w:rPr>
+        <w:rFonts w:hint="default"/>
+      </w:rPr>
+    </w:lvl>
+    <w:lvl w:ilvl="1" w:tplc="04090019" w:tentative="1">
+      <w:start w:val="1"/>
+      <w:numFmt w:val="lowerLetter"/>
+      <w:lvlText w:val="%2."/>
+      <w:lvlJc w:val="left"/>
+      <w:pPr>
+        <w:ind w:left="1440" w:hanging="360"/>
+      </w:pPr>
+    </w:lvl>
+    <w:lvl w:ilvl="2" w:tplc="0409001B" w:tentative="1">
+      <w:start w:val="1"/>
+      <w:numFmt w:val="lowerRoman"/>
+      <w:lvlText w:val="%3."/>
+      <w:lvlJc w:val="right"/>
+      <w:pPr>
+        <w:ind w:left="2160" w:hanging="180"/>
+      </w:pPr>
+    </w:lvl>
+    <w:lvl w:ilvl="3" w:tplc="0409000F" w:tentative="1">
+      <w:start w:val="1"/>
+      <w:numFmt w:val="decimal"/>
+      <w:lvlText w:val="%4."/>
+      <w:lvlJc w:val="left"/>
+      <w:pPr>
+        <w:ind w:left="2880" w:hanging="360"/>
+      </w:pPr>
+    </w:lvl>
+    <w:lvl w:ilvl="4" w:tplc="04090019" w:tentative="1">
+      <w:start w:val="1"/>
+      <w:numFmt w:val="lowerLetter"/>
+      <w:lvlText w:val="%5."/>
+      <w:lvlJc w:val="left"/>
+      <w:pPr>
+        <w:ind w:left="3600" w:hanging="360"/>
+      </w:pPr>
+    </w:lvl>
+    <w:lvl w:ilvl="5" w:tplc="0409001B" w:tentative="1">
+      <w:start w:val="1"/>
+      <w:numFmt w:val="lowerRoman"/>
+      <w:lvlText w:val="%6."/>
+      <w:lvlJc w:val="right"/>
+      <w:pPr>
+        <w:ind w:left="4320" w:hanging="180"/>
+      </w:pPr>
+    </w:lvl>
+    <w:lvl w:ilvl="6" w:tplc="0409000F" w:tentative="1">
+      <w:start w:val="1"/>
+      <w:numFmt w:val="decimal"/>
+      <w:lvlText w:val="%7."/>
+      <w:lvlJc w:val="left"/>
+      <w:pPr>
+        <w:ind w:left="5040" w:hanging="360"/>
+      </w:pPr>
+    </w:lvl>
+    <w:lvl w:ilvl="7" w:tplc="04090019" w:tentative="1">
+      <w:start w:val="1"/>
+      <w:numFmt w:val="lowerLetter"/>
+      <w:lvlText w:val="%8."/>
+      <w:lvlJc w:val="left"/>
+      <w:pPr>
+        <w:ind w:left="5760" w:hanging="360"/>
+      </w:pPr>
+    </w:lvl>
+    <w:lvl w:ilvl="8" w:tplc="0409001B" w:tentative="1">
+      <w:start w:val="1"/>
+      <w:numFmt w:val="lowerRoman"/>
+      <w:lvlText w:val="%9."/>
+      <w:lvlJc w:val="right"/>
+      <w:pPr>
+        <w:ind w:left="6480" w:hanging="180"/>
+      </w:pPr>
+    </w:lvl>
+  </w:abstractNum>
+  <w:num w:numId="1" w16cid:durableId="932251011">
+    <w:abstractNumId w:val="0"/>
+  </w:num>
+</w:numbering>
+</file>
+
 <file path=word/styles.xml><?xml version="1.0" encoding="utf-8"?>
-<w:styles xmlns:mc="http://schemas.openxmlformats.org/markup-compatibility/2006" xmlns:r="http://schemas.openxmlformats.org/officeDocument/2006/relationships" xmlns:w="http://schemas.openxmlformats.org/wordprocessingml/2006/main" xmlns:w14="http://schemas.microsoft.com/office/word/2010/wordml" xmlns:w15="http://schemas.microsoft.com/office/word/2012/wordml" mc:Ignorable="w14 w15">
+<w:styles xmlns:mc="http://schemas.openxmlformats.org/markup-compatibility/2006" xmlns:r="http://schemas.openxmlformats.org/officeDocument/2006/relationships" xmlns:w="http://schemas.openxmlformats.org/wordprocessingml/2006/main" xmlns:w14="http://schemas.microsoft.com/office/word/2010/wordml" xmlns:w15="http://schemas.microsoft.com/office/word/2012/wordml" xmlns:w16cex="http://schemas.microsoft.com/office/word/2018/wordml/cex" xmlns:w16cid="http://schemas.microsoft.com/office/word/2016/wordml/cid" xmlns:w16="http://schemas.microsoft.com/office/word/2018/wordml" xmlns:w16du="http://schemas.microsoft.com/office/word/2023/wordml/word16du" xmlns:w16sdtdh="http://schemas.microsoft.com/office/word/2020/wordml/sdtdatahash" xmlns:w16sdtfl="http://schemas.microsoft.com/office/word/2024/wordml/sdtformatlock" xmlns:w16se="http://schemas.microsoft.com/office/word/2015/wordml/symex" mc:Ignorable="w14 w15 w16se w16cid w16 w16cex w16sdtdh w16sdtfl w16du">
   <w:docDefaults>
     <w:rPrDefault>
       <w:rPr>
@@ -33,7 +1998,7 @@
       </w:pPr>
     </w:pPrDefault>
   </w:docDefaults>
-  <w:latentStyles w:defLockedState="0" w:defUIPriority="99" w:defSemiHidden="0" w:defUnhideWhenUsed="0" w:defQFormat="0" w:count="371">
+  <w:latentStyles w:defLockedState="0" w:defUIPriority="99" w:defSemiHidden="0" w:defUnhideWhenUsed="0" w:defQFormat="0" w:count="376">
     <w:lsdException w:name="Normal" w:uiPriority="0" w:qFormat="1"/>
     <w:lsdException w:name="heading 1" w:uiPriority="9" w:qFormat="1"/>
     <w:lsdException w:name="heading 2" w:semiHidden="1" w:uiPriority="9" w:unhideWhenUsed="1" w:qFormat="1"/>
@@ -405,6 +2370,11 @@
     <w:lsdException w:name="List Table 5 Dark Accent 6" w:uiPriority="50"/>
     <w:lsdException w:name="List Table 6 Colorful Accent 6" w:uiPriority="51"/>
     <w:lsdException w:name="List Table 7 Colorful Accent 6" w:uiPriority="52"/>
+    <w:lsdException w:name="Mention" w:semiHidden="1" w:unhideWhenUsed="1"/>
+    <w:lsdException w:name="Smart Hyperlink" w:semiHidden="1" w:unhideWhenUsed="1"/>
+    <w:lsdException w:name="Hashtag" w:semiHidden="1" w:unhideWhenUsed="1"/>
+    <w:lsdException w:name="Unresolved Mention" w:semiHidden="1" w:unhideWhenUsed="1"/>
+    <w:lsdException w:name="Smart Link" w:semiHidden="1" w:unhideWhenUsed="1"/>
   </w:latentStyles>
   <w:style w:type="paragraph" w:default="1" w:styleId="Normal">
     <w:name w:val="Normal"/>
@@ -436,6 +2406,17 @@
     <w:uiPriority w:val="99"/>
     <w:semiHidden/>
     <w:unhideWhenUsed/>
+  </w:style>
+  <w:style w:type="paragraph" w:styleId="ListParagraph">
+    <w:name w:val="List Paragraph"/>
+    <w:basedOn w:val="Normal"/>
+    <w:uiPriority w:val="34"/>
+    <w:qFormat/>
+    <w:rsid w:val="004E64ED"/>
+    <w:pPr>
+      <w:ind w:left="720"/>
+      <w:contextualSpacing/>
+    </w:pPr>
   </w:style>
 </w:styles>
 </file>
